--- a/LR2/Описание методов LR3.docx
+++ b/LR2/Описание методов LR3.docx
@@ -51,7 +51,7 @@
       </w:r>
       <w:proofErr w:type="spellStart"/>
       <w:r>
-        <w:t>LoadAllMovie</w:t>
+        <w:t>TGetAllMovies</w:t>
       </w:r>
       <w:proofErr w:type="spellEnd"/>
     </w:p>
@@ -71,93 +71,6 @@
       <w:r>
         <w:t xml:space="preserve"> корректно загружает данные из CSV-файла.</w:t>
       </w:r>
-    </w:p>
-    <w:p>
-      <w:pPr>
-        <w:spacing w:after="0" w:line="360" w:lineRule="auto"/>
-        <w:jc w:val="both"/>
-      </w:pPr>
-      <w:r>
-        <w:t>Шаги:</w:t>
-      </w:r>
-    </w:p>
-    <w:p>
-      <w:pPr>
-        <w:spacing w:after="0" w:line="360" w:lineRule="auto"/>
-        <w:jc w:val="both"/>
-      </w:pPr>
-      <w:r>
-        <w:t xml:space="preserve">Создать объект класса </w:t>
-      </w:r>
-      <w:proofErr w:type="spellStart"/>
-      <w:r>
-        <w:t>StorageMovie</w:t>
-      </w:r>
-      <w:proofErr w:type="spellEnd"/>
-    </w:p>
-    <w:p>
-      <w:pPr>
-        <w:spacing w:after="0" w:line="360" w:lineRule="auto"/>
-        <w:jc w:val="both"/>
-      </w:pPr>
-      <w:r>
-        <w:t xml:space="preserve">Вызвать метод </w:t>
-      </w:r>
-      <w:proofErr w:type="spellStart"/>
-      <w:proofErr w:type="gramStart"/>
-      <w:r>
-        <w:t>LoadAllMovie</w:t>
-      </w:r>
-      <w:proofErr w:type="spellEnd"/>
-      <w:r>
-        <w:t>(</w:t>
-      </w:r>
-      <w:proofErr w:type="gramEnd"/>
-      <w:r>
-        <w:t>)</w:t>
-      </w:r>
-    </w:p>
-    <w:p>
-      <w:pPr>
-        <w:spacing w:after="0" w:line="360" w:lineRule="auto"/>
-        <w:jc w:val="both"/>
-      </w:pPr>
-      <w:r>
-        <w:t>Проверить, что полученный список не пустой</w:t>
-      </w:r>
-    </w:p>
-    <w:p>
-      <w:pPr>
-        <w:spacing w:after="0" w:line="360" w:lineRule="auto"/>
-        <w:jc w:val="both"/>
-      </w:pPr>
-      <w:r>
-        <w:t>Проверить корректность загрузки данных первого фильма</w:t>
-      </w:r>
-    </w:p>
-    <w:p>
-      <w:pPr>
-        <w:spacing w:after="0" w:line="360" w:lineRule="auto"/>
-        <w:jc w:val="both"/>
-      </w:pPr>
-      <w:r>
-        <w:t>Исходные данные: Файл "data3.csv" с тестовыми данными</w:t>
-      </w:r>
-    </w:p>
-    <w:p>
-      <w:pPr>
-        <w:spacing w:after="0" w:line="360" w:lineRule="auto"/>
-        <w:jc w:val="both"/>
-      </w:pPr>
-      <w:r>
-        <w:t>Ожидаемый результат: Метод возвращает список объектов Movie с корректно заполненными полями</w:t>
-      </w:r>
-    </w:p>
-    <w:p>
-      <w:pPr>
-        <w:spacing w:after="0" w:line="360" w:lineRule="auto"/>
-        <w:jc w:val="both"/>
-      </w:pPr>
     </w:p>
     <w:p>
       <w:pPr>
@@ -167,33 +80,21 @@
           <w:lang w:val="en-US"/>
         </w:rPr>
       </w:pPr>
+      <w:r>
+        <w:t>Шаги:</w:t>
+      </w:r>
     </w:p>
     <w:p>
       <w:pPr>
         <w:spacing w:after="0" w:line="360" w:lineRule="auto"/>
         <w:jc w:val="both"/>
       </w:pPr>
-    </w:p>
-    <w:p>
-      <w:pPr>
-        <w:spacing w:after="0" w:line="360" w:lineRule="auto"/>
-        <w:jc w:val="both"/>
-      </w:pPr>
-      <w:r>
-        <w:t>Сценарий 2: Фильтрация фильмов по жанру</w:t>
-      </w:r>
-    </w:p>
-    <w:p>
-      <w:pPr>
-        <w:spacing w:after="0" w:line="360" w:lineRule="auto"/>
-        <w:jc w:val="both"/>
-      </w:pPr>
-      <w:r>
-        <w:t xml:space="preserve">Название сценария: </w:t>
+      <w:r>
+        <w:t xml:space="preserve">Создать объект класса </w:t>
       </w:r>
       <w:proofErr w:type="spellStart"/>
       <w:r>
-        <w:t>ListBoxGenre_SelectedIndexChanged</w:t>
+        <w:t>StorageMovie</w:t>
       </w:r>
       <w:proofErr w:type="spellEnd"/>
     </w:p>
@@ -202,6 +103,22 @@
         <w:spacing w:after="0" w:line="360" w:lineRule="auto"/>
         <w:jc w:val="both"/>
       </w:pPr>
+      <w:r>
+        <w:t xml:space="preserve">Вызвать метод </w:t>
+      </w:r>
+      <w:proofErr w:type="spellStart"/>
+      <w:proofErr w:type="gramStart"/>
+      <w:r>
+        <w:t>LoadAllMovie</w:t>
+      </w:r>
+      <w:proofErr w:type="spellEnd"/>
+      <w:r>
+        <w:t>(</w:t>
+      </w:r>
+      <w:proofErr w:type="gramEnd"/>
+      <w:r>
+        <w:t>)</w:t>
+      </w:r>
     </w:p>
     <w:p>
       <w:pPr>
@@ -209,7 +126,7 @@
         <w:jc w:val="both"/>
       </w:pPr>
       <w:r>
-        <w:t>Цель сценария: проверить, что при выборе жанра в списке отображаются только фильмы этого жанра.</w:t>
+        <w:t>Проверить, что полученный список не пустой</w:t>
       </w:r>
     </w:p>
     <w:p>
@@ -217,6 +134,9 @@
         <w:spacing w:after="0" w:line="360" w:lineRule="auto"/>
         <w:jc w:val="both"/>
       </w:pPr>
+      <w:r>
+        <w:t>Исходные данные: Файл "data.csv" с тестовыми данными</w:t>
+      </w:r>
     </w:p>
     <w:p>
       <w:pPr>
@@ -224,7 +144,7 @@
         <w:jc w:val="both"/>
       </w:pPr>
       <w:r>
-        <w:t>Шаги:</w:t>
+        <w:t>Ожидаемый результат: Метод возвращает список объектов Movie с корректно заполненными полями</w:t>
       </w:r>
     </w:p>
     <w:p>
@@ -232,6 +152,9 @@
         <w:spacing w:after="0" w:line="360" w:lineRule="auto"/>
         <w:jc w:val="both"/>
       </w:pPr>
+      <w:r>
+        <w:t>Сценарий 2: Фильтрация фильмов по жанру</w:t>
+      </w:r>
     </w:p>
     <w:p>
       <w:pPr>
@@ -239,26 +162,11 @@
         <w:jc w:val="both"/>
       </w:pPr>
       <w:r>
-        <w:t>Запустить приложение</w:t>
-      </w:r>
-    </w:p>
-    <w:p>
-      <w:pPr>
-        <w:spacing w:after="0" w:line="360" w:lineRule="auto"/>
-        <w:jc w:val="both"/>
-      </w:pPr>
-    </w:p>
-    <w:p>
-      <w:pPr>
-        <w:spacing w:after="0" w:line="360" w:lineRule="auto"/>
-        <w:jc w:val="both"/>
-      </w:pPr>
-      <w:r>
-        <w:t xml:space="preserve">Выбрать жанр "Боевик" в </w:t>
+        <w:t xml:space="preserve">Название сценария: </w:t>
       </w:r>
       <w:proofErr w:type="spellStart"/>
       <w:r>
-        <w:t>ListBoxGenre</w:t>
+        <w:t>TFilterGenre</w:t>
       </w:r>
       <w:proofErr w:type="spellEnd"/>
     </w:p>
@@ -267,6 +175,9 @@
         <w:spacing w:after="0" w:line="360" w:lineRule="auto"/>
         <w:jc w:val="both"/>
       </w:pPr>
+      <w:r>
+        <w:t>Цель сценария: проверить, что при выборе жанра в списке отображаются только фильмы этого жанра.</w:t>
+      </w:r>
     </w:p>
     <w:p>
       <w:pPr>
@@ -274,11 +185,37 @@
         <w:jc w:val="both"/>
       </w:pPr>
       <w:r>
-        <w:t xml:space="preserve">Проверить содержимое </w:t>
+        <w:t>Шаги:</w:t>
+      </w:r>
+    </w:p>
+    <w:p>
+      <w:pPr>
+        <w:spacing w:after="0" w:line="360" w:lineRule="auto"/>
+        <w:jc w:val="both"/>
+      </w:pPr>
+      <w:r>
+        <w:t>Запустить приложение</w:t>
+      </w:r>
+    </w:p>
+    <w:p>
+      <w:pPr>
+        <w:spacing w:after="0" w:line="360" w:lineRule="auto"/>
+        <w:jc w:val="both"/>
+      </w:pPr>
+      <w:r>
+        <w:t xml:space="preserve">Выбрать </w:t>
+      </w:r>
+      <w:proofErr w:type="gramStart"/>
+      <w:r>
+        <w:t>жанр  в</w:t>
+      </w:r>
+      <w:proofErr w:type="gramEnd"/>
+      <w:r>
+        <w:t xml:space="preserve"> </w:t>
       </w:r>
       <w:proofErr w:type="spellStart"/>
       <w:r>
-        <w:t>ComboBoxMovie</w:t>
+        <w:t>ListBoxGenre</w:t>
       </w:r>
       <w:proofErr w:type="spellEnd"/>
     </w:p>
@@ -287,42 +224,12 @@
         <w:spacing w:after="0" w:line="360" w:lineRule="auto"/>
         <w:jc w:val="both"/>
       </w:pPr>
-    </w:p>
-    <w:p>
-      <w:pPr>
-        <w:spacing w:after="0" w:line="360" w:lineRule="auto"/>
-        <w:jc w:val="both"/>
-      </w:pPr>
-      <w:r>
-        <w:t>Ожидаемый результат: В выпадающем списке отображаются только фильмы жанра "Боевик"</w:t>
-      </w:r>
-    </w:p>
-    <w:p>
-      <w:pPr>
-        <w:spacing w:after="0" w:line="360" w:lineRule="auto"/>
-        <w:jc w:val="both"/>
-      </w:pPr>
-    </w:p>
-    <w:p>
-      <w:pPr>
-        <w:spacing w:after="0" w:line="360" w:lineRule="auto"/>
-        <w:jc w:val="both"/>
-      </w:pPr>
-      <w:r>
-        <w:t>Сценарий 3: Расчет стоимости заказа</w:t>
-      </w:r>
-    </w:p>
-    <w:p>
-      <w:pPr>
-        <w:spacing w:after="0" w:line="360" w:lineRule="auto"/>
-        <w:jc w:val="both"/>
-      </w:pPr>
-      <w:r>
-        <w:t xml:space="preserve">Название сценария: </w:t>
+      <w:r>
+        <w:t xml:space="preserve">Проверить содержимое </w:t>
       </w:r>
       <w:proofErr w:type="spellStart"/>
       <w:r>
-        <w:t>ButtonShowMovie_Click</w:t>
+        <w:t>ComboBoxMovie</w:t>
       </w:r>
       <w:proofErr w:type="spellEnd"/>
     </w:p>
@@ -331,260 +238,14 @@
         <w:spacing w:after="0" w:line="360" w:lineRule="auto"/>
         <w:jc w:val="both"/>
       </w:pPr>
-    </w:p>
-    <w:p>
-      <w:pPr>
-        <w:spacing w:after="0" w:line="360" w:lineRule="auto"/>
-        <w:jc w:val="both"/>
-      </w:pPr>
-      <w:r>
-        <w:t>Цель сценария: проверить корректность расчета итоговой стоимости заказа.</w:t>
-      </w:r>
-    </w:p>
-    <w:p>
-      <w:pPr>
-        <w:spacing w:after="0" w:line="360" w:lineRule="auto"/>
-        <w:jc w:val="both"/>
-      </w:pPr>
-    </w:p>
-    <w:p>
-      <w:pPr>
-        <w:spacing w:after="0" w:line="360" w:lineRule="auto"/>
-        <w:jc w:val="both"/>
-      </w:pPr>
-      <w:r>
-        <w:t>Шаги:</w:t>
-      </w:r>
-    </w:p>
-    <w:p>
-      <w:pPr>
-        <w:spacing w:after="0" w:line="360" w:lineRule="auto"/>
-        <w:jc w:val="both"/>
-      </w:pPr>
-    </w:p>
-    <w:p>
-      <w:pPr>
-        <w:spacing w:after="0" w:line="360" w:lineRule="auto"/>
-        <w:jc w:val="both"/>
-      </w:pPr>
-      <w:r>
-        <w:t>Запустить приложение</w:t>
-      </w:r>
-    </w:p>
-    <w:p>
-      <w:pPr>
-        <w:spacing w:after="0" w:line="360" w:lineRule="auto"/>
-        <w:jc w:val="both"/>
-      </w:pPr>
-    </w:p>
-    <w:p>
-      <w:pPr>
-        <w:spacing w:after="0" w:line="360" w:lineRule="auto"/>
-        <w:jc w:val="both"/>
-      </w:pPr>
-      <w:r>
-        <w:t>Выбрать жанр и фильм</w:t>
-      </w:r>
-    </w:p>
-    <w:p>
-      <w:pPr>
-        <w:spacing w:after="0" w:line="360" w:lineRule="auto"/>
-        <w:jc w:val="both"/>
-      </w:pPr>
-    </w:p>
-    <w:p>
-      <w:pPr>
-        <w:spacing w:after="0" w:line="360" w:lineRule="auto"/>
-        <w:jc w:val="both"/>
-      </w:pPr>
-      <w:r>
-        <w:t>Установить количество показов = 5</w:t>
-      </w:r>
-    </w:p>
-    <w:p>
-      <w:pPr>
-        <w:spacing w:after="0" w:line="360" w:lineRule="auto"/>
-        <w:jc w:val="both"/>
-      </w:pPr>
-    </w:p>
-    <w:p>
-      <w:pPr>
-        <w:spacing w:after="0" w:line="360" w:lineRule="auto"/>
-        <w:jc w:val="both"/>
-      </w:pPr>
-      <w:r>
-        <w:t>Нажать кнопку "Отчёт"</w:t>
-      </w:r>
-    </w:p>
-    <w:p>
-      <w:pPr>
-        <w:spacing w:after="0" w:line="360" w:lineRule="auto"/>
-        <w:jc w:val="both"/>
-      </w:pPr>
-    </w:p>
-    <w:p>
-      <w:pPr>
-        <w:spacing w:after="0" w:line="360" w:lineRule="auto"/>
-        <w:jc w:val="both"/>
-      </w:pPr>
-      <w:r>
-        <w:t>Проверить отображаемую информацию</w:t>
-      </w:r>
-    </w:p>
-    <w:p>
-      <w:pPr>
-        <w:spacing w:after="0" w:line="360" w:lineRule="auto"/>
-        <w:jc w:val="both"/>
-      </w:pPr>
-    </w:p>
-    <w:p>
-      <w:pPr>
-        <w:spacing w:after="0" w:line="360" w:lineRule="auto"/>
-        <w:jc w:val="both"/>
-      </w:pPr>
-      <w:r>
-        <w:t xml:space="preserve">Исходные данные: Фильм с ценой 1000 </w:t>
-      </w:r>
-      <w:proofErr w:type="spellStart"/>
-      <w:r>
-        <w:t>руб</w:t>
-      </w:r>
-      <w:proofErr w:type="spellEnd"/>
-      <w:r>
-        <w:t>/показ, количество показов = 5</w:t>
-      </w:r>
-    </w:p>
-    <w:p>
-      <w:pPr>
-        <w:spacing w:after="0" w:line="360" w:lineRule="auto"/>
-        <w:jc w:val="both"/>
-      </w:pPr>
-    </w:p>
-    <w:p>
-      <w:pPr>
-        <w:spacing w:after="0" w:line="360" w:lineRule="auto"/>
-        <w:jc w:val="both"/>
-      </w:pPr>
-      <w:r>
-        <w:t>Ожидаемый результат: В поле информации отображается итоговая сумма = 5000 руб.</w:t>
-      </w:r>
-    </w:p>
-    <w:p>
-      <w:pPr>
-        <w:spacing w:after="0" w:line="360" w:lineRule="auto"/>
-        <w:jc w:val="both"/>
-      </w:pPr>
-    </w:p>
-    <w:p>
-      <w:pPr>
-        <w:spacing w:after="0" w:line="360" w:lineRule="auto"/>
-        <w:jc w:val="both"/>
-      </w:pPr>
-      <w:r>
-        <w:t>Сценарий 4: Загрузка изображения фильма</w:t>
-      </w:r>
-    </w:p>
-    <w:p>
-      <w:pPr>
-        <w:spacing w:after="0" w:line="360" w:lineRule="auto"/>
-        <w:jc w:val="both"/>
-      </w:pPr>
-      <w:r>
-        <w:t xml:space="preserve">Название сценария: </w:t>
-      </w:r>
-      <w:proofErr w:type="spellStart"/>
-      <w:r>
-        <w:t>ComboBoxMovie_SelectedIndexChanged</w:t>
-      </w:r>
-      <w:proofErr w:type="spellEnd"/>
-    </w:p>
-    <w:p>
-      <w:pPr>
-        <w:spacing w:after="0" w:line="360" w:lineRule="auto"/>
-        <w:jc w:val="both"/>
-      </w:pPr>
-    </w:p>
-    <w:p>
-      <w:pPr>
-        <w:spacing w:after="0" w:line="360" w:lineRule="auto"/>
-        <w:jc w:val="both"/>
-      </w:pPr>
-      <w:r>
-        <w:lastRenderedPageBreak/>
-        <w:t>Цель сценария: проверить, что при выборе фильма загружается соответствующее изображение.</w:t>
-      </w:r>
-    </w:p>
-    <w:p>
-      <w:pPr>
-        <w:spacing w:after="0" w:line="360" w:lineRule="auto"/>
-        <w:jc w:val="both"/>
-      </w:pPr>
-    </w:p>
-    <w:p>
-      <w:pPr>
-        <w:spacing w:after="0" w:line="360" w:lineRule="auto"/>
-        <w:jc w:val="both"/>
-      </w:pPr>
-      <w:r>
-        <w:t>Шаги:</w:t>
-      </w:r>
-    </w:p>
-    <w:p>
-      <w:pPr>
-        <w:spacing w:after="0" w:line="360" w:lineRule="auto"/>
-        <w:jc w:val="both"/>
-      </w:pPr>
-      <w:r>
-        <w:t>Запустить приложение</w:t>
-      </w:r>
-    </w:p>
-    <w:p>
-      <w:pPr>
-        <w:spacing w:after="0" w:line="360" w:lineRule="auto"/>
-        <w:jc w:val="both"/>
-      </w:pPr>
-      <w:r>
-        <w:t>Выбрать жанр</w:t>
-      </w:r>
-    </w:p>
-    <w:p>
-      <w:pPr>
-        <w:spacing w:after="0" w:line="360" w:lineRule="auto"/>
-        <w:jc w:val="both"/>
-      </w:pPr>
-      <w:r>
-        <w:t>Выбрать фильм из выпадающего списка</w:t>
-      </w:r>
-    </w:p>
-    <w:p>
-      <w:pPr>
-        <w:spacing w:after="0" w:line="360" w:lineRule="auto"/>
-        <w:jc w:val="both"/>
-      </w:pPr>
-      <w:r>
-        <w:t xml:space="preserve">Проверить </w:t>
-      </w:r>
-      <w:proofErr w:type="spellStart"/>
-      <w:r>
-        <w:t>PictureBoxMovie</w:t>
-      </w:r>
-      <w:proofErr w:type="spellEnd"/>
-    </w:p>
-    <w:p>
-      <w:pPr>
-        <w:spacing w:after="0" w:line="360" w:lineRule="auto"/>
-        <w:jc w:val="both"/>
-      </w:pPr>
-      <w:r>
-        <w:t xml:space="preserve">Ожидаемый результат: В элементе </w:t>
-      </w:r>
-      <w:proofErr w:type="spellStart"/>
-      <w:r>
-        <w:t>PictureBoxMovie</w:t>
-      </w:r>
-      <w:proofErr w:type="spellEnd"/>
-      <w:r>
-        <w:t xml:space="preserve"> отображается постер выбранного фильма</w:t>
+      <w:r>
+        <w:t xml:space="preserve">Ожидаемый результат: В выпадающем списке отображаются только фильмы </w:t>
+      </w:r>
+      <w:r>
+        <w:t xml:space="preserve">выбранного </w:t>
+      </w:r>
+      <w:r>
+        <w:t xml:space="preserve">жанра </w:t>
       </w:r>
     </w:p>
     <w:p>

--- a/LR2/Описание методов LR3.docx
+++ b/LR2/Описание методов LR3.docx
@@ -4,24 +4,12 @@
   <w:body>
     <w:p>
       <w:pPr>
-        <w:spacing w:after="0"/>
-        <w:jc w:val="both"/>
-      </w:pPr>
-      <w:r>
-        <w:tab/>
-        <w:t xml:space="preserve">Тестовые сценарии </w:t>
-      </w:r>
-      <w:r>
-        <w:t xml:space="preserve">для проекта </w:t>
-      </w:r>
-      <w:proofErr w:type="spellStart"/>
-      <w:r>
-        <w:rPr>
-          <w:lang w:val="en-US"/>
-        </w:rPr>
-        <w:t>MovieShow</w:t>
-      </w:r>
-      <w:proofErr w:type="spellEnd"/>
+        <w:spacing w:after="0" w:line="360" w:lineRule="auto"/>
+        <w:jc w:val="both"/>
+      </w:pPr>
+      <w:r>
+        <w:t>Тестовые сценарии для проекта MovieShow</w:t>
+      </w:r>
     </w:p>
     <w:p>
       <w:pPr>
@@ -47,38 +35,31 @@
         <w:jc w:val="both"/>
       </w:pPr>
       <w:r>
-        <w:t xml:space="preserve">Название сценария </w:t>
-      </w:r>
-      <w:proofErr w:type="spellStart"/>
-      <w:r>
-        <w:t>TGetAllMovies</w:t>
-      </w:r>
-      <w:proofErr w:type="spellEnd"/>
-    </w:p>
-    <w:p>
-      <w:pPr>
-        <w:spacing w:after="0" w:line="360" w:lineRule="auto"/>
-        <w:jc w:val="both"/>
-      </w:pPr>
-      <w:r>
-        <w:t xml:space="preserve">Цель сценария: проверить, что метод </w:t>
-      </w:r>
-      <w:proofErr w:type="spellStart"/>
-      <w:r>
-        <w:t>LoadAllMovie</w:t>
-      </w:r>
-      <w:proofErr w:type="spellEnd"/>
-      <w:r>
-        <w:t xml:space="preserve"> корректно загружает данные из CSV-файла.</w:t>
-      </w:r>
-    </w:p>
-    <w:p>
-      <w:pPr>
-        <w:spacing w:after="0" w:line="360" w:lineRule="auto"/>
-        <w:jc w:val="both"/>
-        <w:rPr>
-          <w:lang w:val="en-US"/>
-        </w:rPr>
+        <w:t>Название сценария: TGetAllMovies</w:t>
+      </w:r>
+    </w:p>
+    <w:p>
+      <w:pPr>
+        <w:spacing w:after="0" w:line="360" w:lineRule="auto"/>
+        <w:jc w:val="both"/>
+      </w:pPr>
+      <w:r>
+        <w:t>Цель сценария: проверить, что метод LoadAllMovie корректно загружает</w:t>
+      </w:r>
+    </w:p>
+    <w:p>
+      <w:pPr>
+        <w:spacing w:after="0" w:line="360" w:lineRule="auto"/>
+        <w:jc w:val="both"/>
+      </w:pPr>
+      <w:r>
+        <w:t>данные из CSV-файла.</w:t>
+      </w:r>
+    </w:p>
+    <w:p>
+      <w:pPr>
+        <w:spacing w:after="0" w:line="360" w:lineRule="auto"/>
+        <w:jc w:val="both"/>
       </w:pPr>
       <w:r>
         <w:t>Шаги:</w:t>
@@ -90,43 +71,97 @@
         <w:jc w:val="both"/>
       </w:pPr>
       <w:r>
-        <w:t xml:space="preserve">Создать объект класса </w:t>
-      </w:r>
-      <w:proofErr w:type="spellStart"/>
-      <w:r>
-        <w:t>StorageMovie</w:t>
-      </w:r>
-      <w:proofErr w:type="spellEnd"/>
-    </w:p>
-    <w:p>
-      <w:pPr>
-        <w:spacing w:after="0" w:line="360" w:lineRule="auto"/>
-        <w:jc w:val="both"/>
-      </w:pPr>
-      <w:r>
-        <w:t xml:space="preserve">Вызвать метод </w:t>
-      </w:r>
-      <w:proofErr w:type="spellStart"/>
-      <w:proofErr w:type="gramStart"/>
-      <w:r>
-        <w:t>LoadAllMovie</w:t>
-      </w:r>
-      <w:proofErr w:type="spellEnd"/>
-      <w:r>
-        <w:t>(</w:t>
-      </w:r>
-      <w:proofErr w:type="gramEnd"/>
-      <w:r>
-        <w:t>)</w:t>
-      </w:r>
-    </w:p>
-    <w:p>
-      <w:pPr>
-        <w:spacing w:after="0" w:line="360" w:lineRule="auto"/>
-        <w:jc w:val="both"/>
-      </w:pPr>
-      <w:r>
-        <w:t>Проверить, что полученный список не пустой</w:t>
+        <w:t>1. Создать объект класса StorageMovie</w:t>
+      </w:r>
+    </w:p>
+    <w:p>
+      <w:pPr>
+        <w:spacing w:after="0" w:line="360" w:lineRule="auto"/>
+        <w:jc w:val="both"/>
+      </w:pPr>
+      <w:r>
+        <w:t>2. Вызвать метод LoadAllMovie()</w:t>
+      </w:r>
+    </w:p>
+    <w:p>
+      <w:pPr>
+        <w:spacing w:after="0" w:line="360" w:lineRule="auto"/>
+        <w:jc w:val="both"/>
+      </w:pPr>
+      <w:r>
+        <w:t>3. Проверить, что полученный список содержит 4 фильма</w:t>
+      </w:r>
+    </w:p>
+    <w:p>
+      <w:pPr>
+        <w:spacing w:after="0" w:line="360" w:lineRule="auto"/>
+        <w:jc w:val="both"/>
+      </w:pPr>
+      <w:r>
+        <w:t>4. Проверить корректность данных первого фильма (Трансформеры):</w:t>
+      </w:r>
+    </w:p>
+    <w:p>
+      <w:pPr>
+        <w:spacing w:after="0" w:line="360" w:lineRule="auto"/>
+        <w:jc w:val="both"/>
+      </w:pPr>
+      <w:r>
+        <w:t xml:space="preserve">   Название "Трансформеры", цена 250 руб/показ, режиссер "Майкл Бэй", главные роли "Шайа Лабаф", жанр "Боевик", путь к фото "Фотки\Трансформеры.jpg", дата окончания 30.01.2025</w:t>
+      </w:r>
+    </w:p>
+    <w:p>
+      <w:pPr>
+        <w:spacing w:after="0" w:line="360" w:lineRule="auto"/>
+        <w:jc w:val="both"/>
+      </w:pPr>
+      <w:r>
+        <w:t>5. Проверить корректность данных второго фильма (Брат 2):</w:t>
+      </w:r>
+    </w:p>
+    <w:p>
+      <w:pPr>
+        <w:spacing w:after="0" w:line="360" w:lineRule="auto"/>
+        <w:jc w:val="both"/>
+      </w:pPr>
+      <w:r>
+        <w:t xml:space="preserve">   Название "Брат 2", цена 300 руб/показ, режиссер "Алексей Балабанов", главные роли "Сергей Бодров", жанр "Боевик", путь к фото "Фотки\Брат2.jpg", дата окончания 31.01.2025</w:t>
+      </w:r>
+    </w:p>
+    <w:p>
+      <w:pPr>
+        <w:spacing w:after="0" w:line="360" w:lineRule="auto"/>
+        <w:jc w:val="both"/>
+      </w:pPr>
+      <w:r>
+        <w:t>6. Проверить корректность данных третьего фильма (Человек-паук: Через вселенные):</w:t>
+      </w:r>
+    </w:p>
+    <w:p>
+      <w:pPr>
+        <w:spacing w:after="0" w:line="360" w:lineRule="auto"/>
+        <w:jc w:val="both"/>
+      </w:pPr>
+      <w:r>
+        <w:t xml:space="preserve">   Название "Человек-паук: Через вселенные", цена 270 руб/показ, режиссер "Родни Ротман", главные роли "Шамеик Мур", жанр "Фэнтези", путь к фото "Фотки\ЧеловекПаук.jpg", дата окончания 01.02.2025</w:t>
+      </w:r>
+    </w:p>
+    <w:p>
+      <w:pPr>
+        <w:spacing w:after="0" w:line="360" w:lineRule="auto"/>
+        <w:jc w:val="both"/>
+      </w:pPr>
+      <w:r>
+        <w:t>7. Проверить корректность данных четвертого фильма (Последний богатырь):</w:t>
+      </w:r>
+    </w:p>
+    <w:p>
+      <w:pPr>
+        <w:spacing w:after="0" w:line="360" w:lineRule="auto"/>
+        <w:jc w:val="both"/>
+      </w:pPr>
+      <w:r>
+        <w:t xml:space="preserve">   Название "Последний богатырь", цена 220 руб/показ, режиссер "Дмитрий Дьяченко", главные роли "Виктор Хориняк", жанр "Фэнтези", путь к фото "Фотки\ПоследнийБогатырь.jpg", дата окончания 01.02.2025</w:t>
       </w:r>
     </w:p>
     <w:p>
@@ -144,7 +179,32 @@
         <w:jc w:val="both"/>
       </w:pPr>
       <w:r>
-        <w:t>Ожидаемый результат: Метод возвращает список объектов Movie с корректно заполненными полями</w:t>
+        <w:t>Ожидаемый результат: Метод возвращает список из 4 объектов Movie,</w:t>
+      </w:r>
+    </w:p>
+    <w:p>
+      <w:pPr>
+        <w:spacing w:after="0" w:line="360" w:lineRule="auto"/>
+        <w:jc w:val="both"/>
+      </w:pPr>
+      <w:r>
+        <w:lastRenderedPageBreak/>
+        <w:t>К</w:t>
+      </w:r>
+      <w:r>
+        <w:t>аждый</w:t>
+      </w:r>
+      <w:r>
+        <w:t xml:space="preserve"> </w:t>
+      </w:r>
+      <w:r>
+        <w:t>из которых содержит корректно заполненные поля:</w:t>
+      </w:r>
+      <w:r>
+        <w:t xml:space="preserve"> </w:t>
+      </w:r>
+      <w:r>
+        <w:t>название, цена, режиссер, главный актер, жанр, путь к фото, дата окончания</w:t>
       </w:r>
     </w:p>
     <w:p>
@@ -162,21 +222,25 @@
         <w:jc w:val="both"/>
       </w:pPr>
       <w:r>
-        <w:t xml:space="preserve">Название сценария: </w:t>
-      </w:r>
-      <w:proofErr w:type="spellStart"/>
-      <w:r>
-        <w:t>TFilterGenre</w:t>
-      </w:r>
-      <w:proofErr w:type="spellEnd"/>
-    </w:p>
-    <w:p>
-      <w:pPr>
-        <w:spacing w:after="0" w:line="360" w:lineRule="auto"/>
-        <w:jc w:val="both"/>
-      </w:pPr>
-      <w:r>
-        <w:t>Цель сценария: проверить, что при выборе жанра в списке отображаются только фильмы этого жанра.</w:t>
+        <w:t>Название сценария: TFilterGenre</w:t>
+      </w:r>
+    </w:p>
+    <w:p>
+      <w:pPr>
+        <w:spacing w:after="0" w:line="360" w:lineRule="auto"/>
+        <w:jc w:val="both"/>
+      </w:pPr>
+      <w:r>
+        <w:t>Цель сценария: проверить, что при выборе жанра отображаются только</w:t>
+      </w:r>
+    </w:p>
+    <w:p>
+      <w:pPr>
+        <w:spacing w:after="0" w:line="360" w:lineRule="auto"/>
+        <w:jc w:val="both"/>
+      </w:pPr>
+      <w:r>
+        <w:t>фильмы этого жанра.</w:t>
       </w:r>
     </w:p>
     <w:p>
@@ -194,65 +258,282 @@
         <w:jc w:val="both"/>
       </w:pPr>
       <w:r>
-        <w:t>Запустить приложение</w:t>
-      </w:r>
-    </w:p>
-    <w:p>
-      <w:pPr>
-        <w:spacing w:after="0" w:line="360" w:lineRule="auto"/>
-        <w:jc w:val="both"/>
-      </w:pPr>
-      <w:r>
-        <w:t xml:space="preserve">Выбрать </w:t>
-      </w:r>
-      <w:proofErr w:type="gramStart"/>
-      <w:r>
-        <w:t>жанр  в</w:t>
-      </w:r>
-      <w:proofErr w:type="gramEnd"/>
-      <w:r>
-        <w:t xml:space="preserve"> </w:t>
-      </w:r>
-      <w:proofErr w:type="spellStart"/>
-      <w:r>
-        <w:t>ListBoxGenre</w:t>
-      </w:r>
-      <w:proofErr w:type="spellEnd"/>
-    </w:p>
-    <w:p>
-      <w:pPr>
-        <w:spacing w:after="0" w:line="360" w:lineRule="auto"/>
-        <w:jc w:val="both"/>
-      </w:pPr>
-      <w:r>
-        <w:t xml:space="preserve">Проверить содержимое </w:t>
-      </w:r>
-      <w:proofErr w:type="spellStart"/>
-      <w:r>
-        <w:t>ComboBoxMovie</w:t>
-      </w:r>
-      <w:proofErr w:type="spellEnd"/>
-    </w:p>
-    <w:p>
-      <w:pPr>
-        <w:spacing w:after="0" w:line="360" w:lineRule="auto"/>
-        <w:jc w:val="both"/>
-      </w:pPr>
-      <w:r>
-        <w:t xml:space="preserve">Ожидаемый результат: В выпадающем списке отображаются только фильмы </w:t>
-      </w:r>
-      <w:r>
-        <w:t xml:space="preserve">выбранного </w:t>
-      </w:r>
-      <w:r>
-        <w:t xml:space="preserve">жанра </w:t>
-      </w:r>
-    </w:p>
-    <w:p>
-      <w:pPr>
-        <w:spacing w:after="0" w:line="360" w:lineRule="auto"/>
-        <w:jc w:val="both"/>
-      </w:pPr>
+        <w:t>1. Загрузить список всех фильмов</w:t>
+      </w:r>
+    </w:p>
+    <w:p>
+      <w:pPr>
+        <w:spacing w:after="0" w:line="360" w:lineRule="auto"/>
+        <w:jc w:val="both"/>
+      </w:pPr>
+      <w:r>
+        <w:t>2. Создать список ожидаемых фильмов жанра "Боевик":</w:t>
+      </w:r>
+    </w:p>
+    <w:p>
+      <w:pPr>
+        <w:spacing w:after="0" w:line="360" w:lineRule="auto"/>
+        <w:jc w:val="both"/>
+      </w:pPr>
+      <w:r>
+        <w:t xml:space="preserve">   Трансформеры (название, цена 250, режиссер Майкл Бэй, актер Шайа Лабаф),</w:t>
+      </w:r>
+    </w:p>
+    <w:p>
+      <w:pPr>
+        <w:spacing w:after="0" w:line="360" w:lineRule="auto"/>
+        <w:jc w:val="both"/>
+      </w:pPr>
+      <w:r>
+        <w:t xml:space="preserve">   Брат 2 (название, цена 300, режиссер Алексей Балабанов, актер Сергей Бодров)</w:t>
+      </w:r>
+    </w:p>
+    <w:p>
+      <w:pPr>
+        <w:spacing w:after="0" w:line="360" w:lineRule="auto"/>
+        <w:jc w:val="both"/>
+      </w:pPr>
+      <w:r>
+        <w:t>3. Создать список ожидаемых фильмов жанра "Фэнтези":</w:t>
+      </w:r>
+    </w:p>
+    <w:p>
+      <w:pPr>
+        <w:spacing w:after="0" w:line="360" w:lineRule="auto"/>
+        <w:jc w:val="both"/>
+      </w:pPr>
+      <w:r>
+        <w:t xml:space="preserve">   Человек-паук: Через вселенные (название, цена 270, режиссер Родни Ротман, актер Шамеик Мур),</w:t>
+      </w:r>
+    </w:p>
+    <w:p>
+      <w:pPr>
+        <w:spacing w:after="0" w:line="360" w:lineRule="auto"/>
+        <w:jc w:val="both"/>
+      </w:pPr>
+      <w:r>
+        <w:t xml:space="preserve">   Последний богатырь (название, цена 220, режиссер Дмитрий Дьяченко, актер Виктор Хориняк)</w:t>
+      </w:r>
+    </w:p>
+    <w:p>
+      <w:pPr>
+        <w:spacing w:after="0" w:line="360" w:lineRule="auto"/>
+        <w:jc w:val="both"/>
+      </w:pPr>
+      <w:r>
+        <w:t>4. Выбрать из общего списка фильмы жанра "Боевик"</w:t>
+      </w:r>
+    </w:p>
+    <w:p>
+      <w:pPr>
+        <w:spacing w:after="0" w:line="360" w:lineRule="auto"/>
+        <w:jc w:val="both"/>
+      </w:pPr>
+      <w:r>
+        <w:t>5. Выбрать из общего списка фильмы жанра "Фэнтези"</w:t>
+      </w:r>
+    </w:p>
+    <w:p>
+      <w:pPr>
+        <w:spacing w:after="0" w:line="360" w:lineRule="auto"/>
+        <w:jc w:val="both"/>
+      </w:pPr>
+      <w:r>
+        <w:t>6. Сравнить полученные списки с ожидаемыми</w:t>
+      </w:r>
+    </w:p>
+    <w:p>
+      <w:pPr>
+        <w:spacing w:after="0" w:line="360" w:lineRule="auto"/>
+        <w:jc w:val="both"/>
+      </w:pPr>
+      <w:r>
+        <w:t>Исходные данные: Файл "data.csv" с тестовыми данными</w:t>
+      </w:r>
+    </w:p>
+    <w:p>
+      <w:pPr>
+        <w:spacing w:after="0" w:line="360" w:lineRule="auto"/>
+        <w:jc w:val="both"/>
+      </w:pPr>
+      <w:r>
+        <w:t xml:space="preserve">Ожидаемый результат: </w:t>
+      </w:r>
+    </w:p>
+    <w:p>
+      <w:pPr>
+        <w:spacing w:after="0" w:line="360" w:lineRule="auto"/>
+        <w:jc w:val="both"/>
+      </w:pPr>
+      <w:r>
+        <w:t>Список фильмов жанра "Боевик" содержит 2 фильма: Трансформеры и Брат 2</w:t>
+      </w:r>
+    </w:p>
+    <w:p>
+      <w:pPr>
+        <w:spacing w:after="0" w:line="360" w:lineRule="auto"/>
+        <w:jc w:val="both"/>
+      </w:pPr>
+      <w:r>
+        <w:t>Список фильмов жанра "Фэнтези" содержит 2 фильма: Человек-паук: Через вселенные и Последний богатырь</w:t>
+      </w:r>
+    </w:p>
+    <w:p>
+      <w:pPr>
+        <w:spacing w:after="0" w:line="360" w:lineRule="auto"/>
+        <w:jc w:val="both"/>
+      </w:pPr>
+      <w:r>
+        <w:t>Сценарий 3: Расчет стоимости заказа</w:t>
+      </w:r>
+    </w:p>
+    <w:p>
+      <w:pPr>
+        <w:spacing w:after="0" w:line="360" w:lineRule="auto"/>
+        <w:jc w:val="both"/>
+      </w:pPr>
+      <w:r>
+        <w:t>Название сценария: TCalculateTotalPrice</w:t>
+      </w:r>
+    </w:p>
+    <w:p>
+      <w:pPr>
+        <w:spacing w:after="0" w:line="360" w:lineRule="auto"/>
+        <w:jc w:val="both"/>
+      </w:pPr>
+      <w:r>
+        <w:t>Цель сценария: проверить корректность расчета итоговой стоимости заказа.</w:t>
+      </w:r>
+    </w:p>
+    <w:p>
+      <w:pPr>
+        <w:spacing w:after="0" w:line="360" w:lineRule="auto"/>
+        <w:jc w:val="both"/>
+      </w:pPr>
+    </w:p>
+    <w:p>
+      <w:pPr>
+        <w:spacing w:after="0" w:line="360" w:lineRule="auto"/>
+        <w:jc w:val="both"/>
+      </w:pPr>
+      <w:r>
+        <w:lastRenderedPageBreak/>
+        <w:t>Шаги:</w:t>
+      </w:r>
+    </w:p>
+    <w:p>
+      <w:pPr>
+        <w:spacing w:after="0" w:line="360" w:lineRule="auto"/>
+        <w:jc w:val="both"/>
+      </w:pPr>
+      <w:r>
+        <w:t>1. Загрузить список всех фильмов</w:t>
+      </w:r>
+    </w:p>
+    <w:p>
+      <w:pPr>
+        <w:spacing w:after="0" w:line="360" w:lineRule="auto"/>
+        <w:jc w:val="both"/>
+      </w:pPr>
+      <w:r>
+        <w:t>2. Выбрать фильм "Трансформеры" (цена 250 руб/показ)</w:t>
+      </w:r>
+    </w:p>
+    <w:p>
+      <w:pPr>
+        <w:spacing w:after="0" w:line="360" w:lineRule="auto"/>
+        <w:jc w:val="both"/>
+      </w:pPr>
+      <w:r>
+        <w:t>3. Установить количество показов = 5</w:t>
+      </w:r>
+    </w:p>
+    <w:p>
+      <w:pPr>
+        <w:spacing w:after="0" w:line="360" w:lineRule="auto"/>
+        <w:jc w:val="both"/>
+      </w:pPr>
+      <w:r>
+        <w:t>4. Рассчитать итоговую стоимость по формуле: цена × количество показов</w:t>
+      </w:r>
+    </w:p>
+    <w:p>
+      <w:pPr>
+        <w:spacing w:after="0" w:line="360" w:lineRule="auto"/>
+        <w:jc w:val="both"/>
+      </w:pPr>
+      <w:r>
+        <w:t>5. Проверить, что цена фильма равна 250 руб.</w:t>
+      </w:r>
+    </w:p>
+    <w:p>
+      <w:pPr>
+        <w:spacing w:after="0" w:line="360" w:lineRule="auto"/>
+        <w:jc w:val="both"/>
+      </w:pPr>
+      <w:r>
+        <w:t>6. Проверить, что итоговая сумма равна 1250 руб.</w:t>
+      </w:r>
+    </w:p>
+    <w:p>
+      <w:pPr>
+        <w:spacing w:after="0" w:line="360" w:lineRule="auto"/>
+        <w:jc w:val="both"/>
+      </w:pPr>
+      <w:r>
+        <w:t xml:space="preserve">Исходные данные: </w:t>
+      </w:r>
+    </w:p>
+    <w:p>
+      <w:pPr>
+        <w:spacing w:after="0" w:line="360" w:lineRule="auto"/>
+        <w:jc w:val="both"/>
+      </w:pPr>
+      <w:r>
+        <w:t>- Фильм "Трансформеры" с ценой 250 руб/показ</w:t>
+      </w:r>
+    </w:p>
+    <w:p>
+      <w:pPr>
+        <w:spacing w:after="0" w:line="360" w:lineRule="auto"/>
+        <w:jc w:val="both"/>
+      </w:pPr>
+      <w:r>
+        <w:t>- Количество показов = 5</w:t>
+      </w:r>
+    </w:p>
+    <w:p>
+      <w:pPr>
+        <w:spacing w:after="0" w:line="360" w:lineRule="auto"/>
+        <w:jc w:val="both"/>
+      </w:pPr>
+      <w:r>
+        <w:t xml:space="preserve">Ожидаемый результат: </w:t>
+      </w:r>
+    </w:p>
+    <w:p>
+      <w:pPr>
+        <w:spacing w:after="0" w:line="360" w:lineRule="auto"/>
+        <w:jc w:val="both"/>
+      </w:pPr>
+      <w:r>
+        <w:t>- Цена фильма = 250 руб.</w:t>
+      </w:r>
+    </w:p>
+    <w:p>
+      <w:pPr>
+        <w:spacing w:after="0" w:line="360" w:lineRule="auto"/>
+        <w:jc w:val="both"/>
+      </w:pPr>
+      <w:r>
+        <w:t xml:space="preserve">- Итоговая сумма = 250 </w:t>
+      </w:r>
+      <w:r>
+        <w:t>*</w:t>
+      </w:r>
+      <w:r>
+        <w:t xml:space="preserve"> 5 = 1250 руб.</w:t>
+      </w:r>
     </w:p>
     <w:sectPr>
       <w:pgSz w:w="11906" w:h="16838" w:code="9"/>
@@ -2211,6 +2492,7 @@
   <w:style w:type="character" w:default="1" w:styleId="a0">
     <w:name w:val="Default Paragraph Font"/>
     <w:uiPriority w:val="1"/>
+    <w:semiHidden/>
     <w:unhideWhenUsed/>
   </w:style>
   <w:style w:type="table" w:default="1" w:styleId="a1">
